--- a/px27/media/PX27CfP.docx
+++ b/px27/media/PX27CfP.docx
@@ -481,7 +481,37 @@
           <w:szCs w:val="16"/>
           <w:highlight w:val="yellow"/>
         </w:rPr>
-        <w:t>Remote participation will be ensured.</w:t>
+        <w:t>Remote participation will be ensured</w:t>
+      </w:r>
+      <w:r>
+        <w:rPr>
+          <w:rFonts w:ascii="Arial" w:hAnsi="Arial" w:cs="Arial"/>
+          <w:color w:val="313131"/>
+          <w:sz w:val="16"/>
+          <w:szCs w:val="16"/>
+          <w:highlight w:val="yellow"/>
+        </w:rPr>
+        <w:t>.</w:t>
+      </w:r>
+      <w:r>
+        <w:rPr>
+          <w:rFonts w:ascii="Arial" w:hAnsi="Arial" w:cs="Arial"/>
+          <w:color w:val="313131"/>
+          <w:sz w:val="16"/>
+          <w:szCs w:val="16"/>
+          <w:highlight w:val="yellow"/>
+        </w:rPr>
+        <w:t xml:space="preserve"> </w:t>
+      </w:r>
+      <w:r>
+        <w:rPr>
+          <w:rFonts w:ascii="Arial" w:hAnsi="Arial" w:cs="Arial"/>
+          <w:color w:val="313131"/>
+          <w:sz w:val="16"/>
+          <w:szCs w:val="16"/>
+          <w:highlight w:val="yellow"/>
+        </w:rPr>
+        <w:t>Both on-site and remote participation require a regular workshop registration.</w:t>
       </w:r>
     </w:p>
     <w:p>
